--- a/documents/policies/MCG-POL-015_Data_Quality_Standards.docx
+++ b/documents/policies/MCG-POL-015_Data_Quality_Standards.docx
@@ -3001,7 +3001,7 @@
               <w:bottom w:val="none"/>
               <w:right w:val="none"/>
             </w:tcBorders>
-            <w:shd w:color="DC2626" w:val="solid"/>
+            <w:shd w:color="1B2A4A" w:val="solid"/>
           </w:tcPr>
           <w:p>
             <w:pPr>
@@ -3108,7 +3108,7 @@
           <w:sz w:val="21"/>
           <w:szCs w:val="21"/>
         </w:rPr>
-        <w:t xml:space="preserve">Real-time data quality dashboards with Trust Score trending (Qlik Sense)</w:t>
+        <w:t xml:space="preserve">Real-time data quality dashboards with Trust Score trending (Qlik Analytics)</w:t>
       </w:r>
     </w:p>
     <w:p>

--- a/documents/policies/MCG-POL-015_Data_Quality_Standards.docx
+++ b/documents/policies/MCG-POL-015_Data_Quality_Standards.docx
@@ -3060,7 +3060,7 @@
           <w:sz w:val="21"/>
           <w:szCs w:val="21"/>
         </w:rPr>
-        <w:t xml:space="preserve">Planned state under Project CLARITY Phase 2:</w:t>
+        <w:t xml:space="preserve">Planned state under Project Qlarity Phase 2:</w:t>
       </w:r>
     </w:p>
     <w:p>
@@ -3352,7 +3352,7 @@
                 <w:sz w:val="19"/>
                 <w:szCs w:val="19"/>
               </w:rPr>
-              <w:t xml:space="preserve">Enterprise data quality strategy; policy ownership; Project CLARITY sponsorship</w:t>
+              <w:t xml:space="preserve">Enterprise data quality strategy; policy ownership; Project Qlarity sponsorship</w:t>
             </w:r>
           </w:p>
         </w:tc>
